--- a/Coding 1 - year/Unit 3 - Conditionals/Daily Lesson Plans/Word/Day 57.docx
+++ b/Coding 1 - year/Unit 3 - Conditionals/Daily Lesson Plans/Word/Day 57.docx
@@ -50,12 +50,15 @@
               </w:rPr>
               <w:t xml:space="preserve">Coding I — Full Year</w:t>
             </w:r>
-          </w:p>
-          <w:p>
-            <w:pPr>
-              <w:spacing w:before="40"/>
-              <w:jc w:val="center"/>
-            </w:pPr>
+            <w:r>
+              <w:rPr>
+                <w:rFonts w:ascii="Arial" w:cs="Arial" w:eastAsia="Arial" w:hAnsi="Arial"/>
+                <w:sz w:val="16"/>
+                <w:szCs w:val="16"/>
+              </w:rPr>
+              <w:br/>
+              <w:t xml:space="preserve"/>
+            </w:r>
             <w:r>
               <w:rPr>
                 <w:rFonts w:ascii="Arial" w:cs="Arial" w:eastAsia="Arial" w:hAnsi="Arial"/>
@@ -83,7 +86,7 @@
           <w:rFonts w:ascii="Arial" w:cs="Arial" w:eastAsia="Arial" w:hAnsi="Arial"/>
           <w:b/>
           <w:bCs/>
-          <w:color w:val="1F3864"/>
+          <w:color w:val="2B5797"/>
           <w:sz w:val="32"/>
           <w:szCs w:val="32"/>
         </w:rPr>
@@ -261,9 +264,9 @@
               <w:right w:val="single" w:color="CCCCCC" w:sz="1"/>
             </w:tcBorders>
             <w:tcMar>
-              <w:top w:type="dxa" w:w="60"/>
+              <w:top w:type="dxa" w:w="80"/>
               <w:left w:type="dxa" w:w="120"/>
-              <w:bottom w:type="dxa" w:w="60"/>
+              <w:bottom w:type="dxa" w:w="80"/>
               <w:right w:type="dxa" w:w="120"/>
             </w:tcMar>
           </w:tcPr>
@@ -290,20 +293,213 @@
               <w:right w:val="single" w:color="CCCCCC" w:sz="1"/>
             </w:tcBorders>
             <w:tcMar>
-              <w:top w:type="dxa" w:w="60"/>
+              <w:top w:type="dxa" w:w="80"/>
               <w:left w:type="dxa" w:w="120"/>
-              <w:bottom w:type="dxa" w:w="60"/>
+              <w:bottom w:type="dxa" w:w="80"/>
               <w:right w:type="dxa" w:w="120"/>
             </w:tcMar>
           </w:tcPr>
           <w:p>
-            <w:r>
-              <w:rPr>
-                <w:rFonts w:ascii="Arial" w:cs="Arial" w:eastAsia="Arial" w:hAnsi="Arial"/>
-                <w:sz w:val="20"/>
-                <w:szCs w:val="20"/>
+            <w:pPr>
+              <w:spacing w:after="80" w:before="80"/>
+            </w:pPr>
+            <w:r>
+              <w:rPr>
+                <w:rFonts w:ascii="Arial" w:cs="Arial" w:eastAsia="Arial" w:hAnsi="Arial"/>
+                <w:b/>
+                <w:bCs/>
+                <w:i w:val="false"/>
+                <w:iCs w:val="false"/>
+                <w:color w:val="000000"/>
+                <w:sz w:val="22"/>
+                <w:szCs w:val="22"/>
               </w:rPr>
               <w:t xml:space="preserve">Bell Ringer / Review</w:t>
+            </w:r>
+            <w:r>
+              <w:rPr>
+                <w:rFonts w:ascii="Arial" w:cs="Arial" w:eastAsia="Arial" w:hAnsi="Arial"/>
+                <w:sz w:val="20"/>
+                <w:szCs w:val="20"/>
+              </w:rPr>
+              <w:br/>
+              <w:t xml:space="preserve"/>
+            </w:r>
+            <w:r>
+              <w:rPr>
+                <w:rFonts w:ascii="Arial" w:cs="Arial" w:eastAsia="Arial" w:hAnsi="Arial"/>
+                <w:sz w:val="20"/>
+                <w:szCs w:val="20"/>
+              </w:rPr>
+              <w:br/>
+              <w:t xml:space="preserve"/>
+            </w:r>
+            <w:r>
+              <w:rPr>
+                <w:rFonts w:ascii="Arial" w:cs="Arial" w:eastAsia="Arial" w:hAnsi="Arial"/>
+                <w:b/>
+                <w:bCs/>
+                <w:i w:val="false"/>
+                <w:iCs w:val="false"/>
+                <w:color w:val="000000"/>
+                <w:sz w:val="20"/>
+                <w:szCs w:val="20"/>
+              </w:rPr>
+              <w:t xml:space="preserve">Quick Write </w:t>
+            </w:r>
+            <w:r>
+              <w:rPr>
+                <w:rFonts w:ascii="Arial" w:cs="Arial" w:eastAsia="Arial" w:hAnsi="Arial"/>
+                <w:b w:val="false"/>
+                <w:bCs w:val="false"/>
+                <w:i w:val="false"/>
+                <w:iCs w:val="false"/>
+                <w:color w:val="000000"/>
+                <w:sz w:val="20"/>
+                <w:szCs w:val="20"/>
+              </w:rPr>
+              <w:t xml:space="preserve">(3 min — written or verbal):</w:t>
+            </w:r>
+            <w:r>
+              <w:rPr>
+                <w:rFonts w:ascii="Arial" w:cs="Arial" w:eastAsia="Arial" w:hAnsi="Arial"/>
+                <w:sz w:val="20"/>
+                <w:szCs w:val="20"/>
+              </w:rPr>
+              <w:br/>
+              <w:t xml:space="preserve"/>
+            </w:r>
+            <w:r>
+              <w:rPr>
+                <w:rFonts w:ascii="Arial" w:cs="Arial" w:eastAsia="Arial" w:hAnsi="Arial"/>
+                <w:b w:val="false"/>
+                <w:bCs w:val="false"/>
+                <w:i w:val="false"/>
+                <w:iCs w:val="false"/>
+                <w:color w:val="000000"/>
+                <w:sz w:val="20"/>
+                <w:szCs w:val="20"/>
+              </w:rPr>
+              <w:t xml:space="preserve">    What do you already know about how to use complex compound conditions with and/or to replace nested conditionals and simplify logic?</w:t>
+            </w:r>
+            <w:r>
+              <w:rPr>
+                <w:rFonts w:ascii="Arial" w:cs="Arial" w:eastAsia="Arial" w:hAnsi="Arial"/>
+                <w:sz w:val="20"/>
+                <w:szCs w:val="20"/>
+              </w:rPr>
+              <w:br/>
+              <w:t xml:space="preserve"/>
+            </w:r>
+            <w:r>
+              <w:rPr>
+                <w:rFonts w:ascii="Arial" w:cs="Arial" w:eastAsia="Arial" w:hAnsi="Arial"/>
+                <w:sz w:val="20"/>
+                <w:szCs w:val="20"/>
+              </w:rPr>
+              <w:br/>
+              <w:t xml:space="preserve"/>
+            </w:r>
+            <w:r>
+              <w:rPr>
+                <w:rFonts w:ascii="Arial" w:cs="Arial" w:eastAsia="Arial" w:hAnsi="Arial"/>
+                <w:b/>
+                <w:bCs/>
+                <w:i w:val="false"/>
+                <w:iCs w:val="false"/>
+                <w:color w:val="000000"/>
+                <w:sz w:val="20"/>
+                <w:szCs w:val="20"/>
+              </w:rPr>
+              <w:t xml:space="preserve">Vocabulary Preview — </w:t>
+            </w:r>
+            <w:r>
+              <w:rPr>
+                <w:rFonts w:ascii="Arial" w:cs="Arial" w:eastAsia="Arial" w:hAnsi="Arial"/>
+                <w:b w:val="false"/>
+                <w:bCs w:val="false"/>
+                <w:i w:val="false"/>
+                <w:iCs w:val="false"/>
+                <w:color w:val="000000"/>
+                <w:sz w:val="20"/>
+                <w:szCs w:val="20"/>
+              </w:rPr>
+              <w:t xml:space="preserve">terms we'll use today:</w:t>
+            </w:r>
+            <w:r>
+              <w:rPr>
+                <w:rFonts w:ascii="Arial" w:cs="Arial" w:eastAsia="Arial" w:hAnsi="Arial"/>
+                <w:sz w:val="20"/>
+                <w:szCs w:val="20"/>
+              </w:rPr>
+              <w:br/>
+              <w:t xml:space="preserve"/>
+            </w:r>
+            <w:r>
+              <w:rPr>
+                <w:rFonts w:ascii="Arial" w:cs="Arial" w:eastAsia="Arial" w:hAnsi="Arial"/>
+                <w:b w:val="false"/>
+                <w:bCs w:val="false"/>
+                <w:i w:val="false"/>
+                <w:iCs w:val="false"/>
+                <w:color w:val="000000"/>
+                <w:sz w:val="20"/>
+                <w:szCs w:val="20"/>
+              </w:rPr>
+              <w:t xml:space="preserve">    • simplified using logical operators   •   When to flatten nesting   •   When to keep nesting</w:t>
+            </w:r>
+            <w:r>
+              <w:rPr>
+                <w:rFonts w:ascii="Arial" w:cs="Arial" w:eastAsia="Arial" w:hAnsi="Arial"/>
+                <w:sz w:val="20"/>
+                <w:szCs w:val="20"/>
+              </w:rPr>
+              <w:br/>
+              <w:t xml:space="preserve"/>
+            </w:r>
+            <w:r>
+              <w:rPr>
+                <w:rFonts w:ascii="Arial" w:cs="Arial" w:eastAsia="Arial" w:hAnsi="Arial"/>
+                <w:sz w:val="20"/>
+                <w:szCs w:val="20"/>
+              </w:rPr>
+              <w:br/>
+              <w:t xml:space="preserve"/>
+            </w:r>
+            <w:r>
+              <w:rPr>
+                <w:rFonts w:ascii="Arial" w:cs="Arial" w:eastAsia="Arial" w:hAnsi="Arial"/>
+                <w:b w:val="false"/>
+                <w:bCs w:val="false"/>
+                <w:i/>
+                <w:iCs/>
+                <w:color w:val="444444"/>
+                <w:sz w:val="20"/>
+                <w:szCs w:val="20"/>
+              </w:rPr>
+              <w:t xml:space="preserve">Today's Goal: By the end of class you will be able to use complex compound conditions with and/or to replace nested conditionals and simplify logic.</w:t>
+            </w:r>
+            <w:r>
+              <w:rPr>
+                <w:rFonts w:ascii="Arial" w:cs="Arial" w:eastAsia="Arial" w:hAnsi="Arial"/>
+                <w:sz w:val="20"/>
+                <w:szCs w:val="20"/>
+              </w:rPr>
+              <w:br/>
+              <w:t xml:space="preserve"/>
+            </w:r>
+            <w:r>
+              <w:rPr>
+                <w:rFonts w:ascii="Arial" w:cs="Arial" w:eastAsia="Arial" w:hAnsi="Arial"/>
+                <w:b w:val="false"/>
+                <w:bCs w:val="false"/>
+                <w:i/>
+                <w:iCs/>
+                <w:color w:val="555555"/>
+                <w:sz w:val="20"/>
+                <w:szCs w:val="20"/>
+              </w:rPr>
+              <w:t xml:space="preserve">→ Pair-share your response, then 2–3 students share with the class.</w:t>
             </w:r>
           </w:p>
         </w:tc>
@@ -319,9 +515,9 @@
               <w:right w:val="single" w:color="CCCCCC" w:sz="1"/>
             </w:tcBorders>
             <w:tcMar>
-              <w:top w:type="dxa" w:w="60"/>
+              <w:top w:type="dxa" w:w="80"/>
               <w:left w:type="dxa" w:w="120"/>
-              <w:bottom w:type="dxa" w:w="60"/>
+              <w:bottom w:type="dxa" w:w="80"/>
               <w:right w:type="dxa" w:w="120"/>
             </w:tcMar>
           </w:tcPr>
@@ -348,20 +544,402 @@
               <w:right w:val="single" w:color="CCCCCC" w:sz="1"/>
             </w:tcBorders>
             <w:tcMar>
-              <w:top w:type="dxa" w:w="60"/>
+              <w:top w:type="dxa" w:w="80"/>
               <w:left w:type="dxa" w:w="120"/>
-              <w:bottom w:type="dxa" w:w="60"/>
+              <w:bottom w:type="dxa" w:w="80"/>
               <w:right w:type="dxa" w:w="120"/>
             </w:tcMar>
           </w:tcPr>
           <w:p>
-            <w:r>
-              <w:rPr>
-                <w:rFonts w:ascii="Arial" w:cs="Arial" w:eastAsia="Arial" w:hAnsi="Arial"/>
-                <w:sz w:val="20"/>
-                <w:szCs w:val="20"/>
-              </w:rPr>
-              <w:t xml:space="preserve">Mini Lesson: Complex Conditions with and/or</w:t>
+            <w:pPr>
+              <w:spacing w:after="80" w:before="80"/>
+            </w:pPr>
+            <w:r>
+              <w:rPr>
+                <w:rFonts w:ascii="Arial" w:cs="Arial" w:eastAsia="Arial" w:hAnsi="Arial"/>
+                <w:b/>
+                <w:bCs/>
+                <w:i w:val="false"/>
+                <w:iCs w:val="false"/>
+                <w:color w:val="000000"/>
+                <w:sz w:val="22"/>
+                <w:szCs w:val="22"/>
+              </w:rPr>
+              <w:t xml:space="preserve">Mini Lesson: </w:t>
+            </w:r>
+            <w:r>
+              <w:rPr>
+                <w:rFonts w:ascii="Arial" w:cs="Arial" w:eastAsia="Arial" w:hAnsi="Arial"/>
+                <w:b w:val="false"/>
+                <w:bCs w:val="false"/>
+                <w:i w:val="false"/>
+                <w:iCs w:val="false"/>
+                <w:color w:val="000000"/>
+                <w:sz w:val="22"/>
+                <w:szCs w:val="22"/>
+              </w:rPr>
+              <w:t xml:space="preserve">Complex Conditions with and/or</w:t>
+            </w:r>
+            <w:r>
+              <w:rPr>
+                <w:rFonts w:ascii="Arial" w:cs="Arial" w:eastAsia="Arial" w:hAnsi="Arial"/>
+                <w:sz w:val="20"/>
+                <w:szCs w:val="20"/>
+              </w:rPr>
+              <w:br/>
+              <w:t xml:space="preserve"/>
+            </w:r>
+            <w:r>
+              <w:rPr>
+                <w:rFonts w:ascii="Arial" w:cs="Arial" w:eastAsia="Arial" w:hAnsi="Arial"/>
+                <w:sz w:val="20"/>
+                <w:szCs w:val="20"/>
+              </w:rPr>
+              <w:br/>
+              <w:t xml:space="preserve"/>
+            </w:r>
+            <w:r>
+              <w:rPr>
+                <w:rFonts w:ascii="Arial" w:cs="Arial" w:eastAsia="Arial" w:hAnsi="Arial"/>
+                <w:b/>
+                <w:bCs/>
+                <w:i/>
+                <w:iCs/>
+                <w:color w:val="000000"/>
+                <w:sz w:val="20"/>
+                <w:szCs w:val="20"/>
+              </w:rPr>
+              <w:t xml:space="preserve">Learning Target: </w:t>
+            </w:r>
+            <w:r>
+              <w:rPr>
+                <w:rFonts w:ascii="Arial" w:cs="Arial" w:eastAsia="Arial" w:hAnsi="Arial"/>
+                <w:b w:val="false"/>
+                <w:bCs w:val="false"/>
+                <w:i/>
+                <w:iCs/>
+                <w:color w:val="333333"/>
+                <w:sz w:val="20"/>
+                <w:szCs w:val="20"/>
+              </w:rPr>
+              <w:t xml:space="preserve">I can use complex compound conditions with and/or to replace nested conditionals and simplify logic.</w:t>
+            </w:r>
+            <w:r>
+              <w:rPr>
+                <w:rFonts w:ascii="Arial" w:cs="Arial" w:eastAsia="Arial" w:hAnsi="Arial"/>
+                <w:sz w:val="20"/>
+                <w:szCs w:val="20"/>
+              </w:rPr>
+              <w:br/>
+              <w:t xml:space="preserve"/>
+            </w:r>
+            <w:r>
+              <w:rPr>
+                <w:rFonts w:ascii="Arial" w:cs="Arial" w:eastAsia="Arial" w:hAnsi="Arial"/>
+                <w:sz w:val="20"/>
+                <w:szCs w:val="20"/>
+              </w:rPr>
+              <w:br/>
+              <w:t xml:space="preserve"/>
+            </w:r>
+            <w:r>
+              <w:rPr>
+                <w:rFonts w:ascii="Arial" w:cs="Arial" w:eastAsia="Arial" w:hAnsi="Arial"/>
+                <w:b w:val="false"/>
+                <w:bCs w:val="false"/>
+                <w:i w:val="false"/>
+                <w:iCs w:val="false"/>
+                <w:color w:val="000000"/>
+                <w:sz w:val="20"/>
+                <w:szCs w:val="20"/>
+              </w:rPr>
+              <w:t xml:space="preserve">Nested conditionals can often be simplified using logical operators:</w:t>
+            </w:r>
+            <w:r>
+              <w:rPr>
+                <w:rFonts w:ascii="Arial" w:cs="Arial" w:eastAsia="Arial" w:hAnsi="Arial"/>
+                <w:sz w:val="20"/>
+                <w:szCs w:val="20"/>
+              </w:rPr>
+              <w:br/>
+              <w:t xml:space="preserve"/>
+            </w:r>
+            <w:r>
+              <w:rPr>
+                <w:rFonts w:ascii="Arial" w:cs="Arial" w:eastAsia="Arial" w:hAnsi="Arial"/>
+                <w:sz w:val="20"/>
+                <w:szCs w:val="20"/>
+              </w:rPr>
+              <w:br/>
+              <w:t xml:space="preserve"/>
+            </w:r>
+            <w:r>
+              <w:rPr>
+                <w:rFonts w:ascii="Arial" w:cs="Arial" w:eastAsia="Arial" w:hAnsi="Arial"/>
+                <w:b/>
+                <w:bCs/>
+                <w:i w:val="false"/>
+                <w:iCs w:val="false"/>
+                <w:color w:val="000000"/>
+                <w:sz w:val="20"/>
+                <w:szCs w:val="20"/>
+              </w:rPr>
+              <w:t xml:space="preserve">Key Concepts:</w:t>
+            </w:r>
+            <w:r>
+              <w:rPr>
+                <w:rFonts w:ascii="Arial" w:cs="Arial" w:eastAsia="Arial" w:hAnsi="Arial"/>
+                <w:sz w:val="20"/>
+                <w:szCs w:val="20"/>
+              </w:rPr>
+              <w:br/>
+              <w:t xml:space="preserve"/>
+            </w:r>
+            <w:r>
+              <w:rPr>
+                <w:rFonts w:ascii="Arial" w:cs="Arial" w:eastAsia="Arial" w:hAnsi="Arial"/>
+                <w:b w:val="false"/>
+                <w:bCs w:val="false"/>
+                <w:i w:val="false"/>
+                <w:iCs w:val="false"/>
+                <w:color w:val="000000"/>
+                <w:sz w:val="20"/>
+                <w:szCs w:val="20"/>
+              </w:rPr>
+              <w:t xml:space="preserve">    • Both conditions are independent (don't depend on each other)</w:t>
+            </w:r>
+            <w:r>
+              <w:rPr>
+                <w:rFonts w:ascii="Arial" w:cs="Arial" w:eastAsia="Arial" w:hAnsi="Arial"/>
+                <w:sz w:val="20"/>
+                <w:szCs w:val="20"/>
+              </w:rPr>
+              <w:br/>
+              <w:t xml:space="preserve"/>
+            </w:r>
+            <w:r>
+              <w:rPr>
+                <w:rFonts w:ascii="Arial" w:cs="Arial" w:eastAsia="Arial" w:hAnsi="Arial"/>
+                <w:b w:val="false"/>
+                <w:bCs w:val="false"/>
+                <w:i w:val="false"/>
+                <w:iCs w:val="false"/>
+                <w:color w:val="000000"/>
+                <w:sz w:val="20"/>
+                <w:szCs w:val="20"/>
+              </w:rPr>
+              <w:t xml:space="preserve">    • You want clearer, more readable code</w:t>
+            </w:r>
+            <w:r>
+              <w:rPr>
+                <w:rFonts w:ascii="Arial" w:cs="Arial" w:eastAsia="Arial" w:hAnsi="Arial"/>
+                <w:sz w:val="20"/>
+                <w:szCs w:val="20"/>
+              </w:rPr>
+              <w:br/>
+              <w:t xml:space="preserve"/>
+            </w:r>
+            <w:r>
+              <w:rPr>
+                <w:rFonts w:ascii="Arial" w:cs="Arial" w:eastAsia="Arial" w:hAnsi="Arial"/>
+                <w:b w:val="false"/>
+                <w:bCs w:val="false"/>
+                <w:i w:val="false"/>
+                <w:iCs w:val="false"/>
+                <w:color w:val="000000"/>
+                <w:sz w:val="20"/>
+                <w:szCs w:val="20"/>
+              </w:rPr>
+              <w:t xml:space="preserve">    • Similar logic block for both cases</w:t>
+            </w:r>
+            <w:r>
+              <w:rPr>
+                <w:rFonts w:ascii="Arial" w:cs="Arial" w:eastAsia="Arial" w:hAnsi="Arial"/>
+                <w:sz w:val="20"/>
+                <w:szCs w:val="20"/>
+              </w:rPr>
+              <w:br/>
+              <w:t xml:space="preserve"/>
+            </w:r>
+            <w:r>
+              <w:rPr>
+                <w:rFonts w:ascii="Arial" w:cs="Arial" w:eastAsia="Arial" w:hAnsi="Arial"/>
+                <w:b w:val="false"/>
+                <w:bCs w:val="false"/>
+                <w:i w:val="false"/>
+                <w:iCs w:val="false"/>
+                <w:color w:val="000000"/>
+                <w:sz w:val="20"/>
+                <w:szCs w:val="20"/>
+              </w:rPr>
+              <w:t xml:space="preserve">    • Conditions are dependent (inner checks based on outer)</w:t>
+            </w:r>
+            <w:r>
+              <w:rPr>
+                <w:rFonts w:ascii="Arial" w:cs="Arial" w:eastAsia="Arial" w:hAnsi="Arial"/>
+                <w:sz w:val="20"/>
+                <w:szCs w:val="20"/>
+              </w:rPr>
+              <w:br/>
+              <w:t xml:space="preserve"/>
+            </w:r>
+            <w:r>
+              <w:rPr>
+                <w:rFonts w:ascii="Arial" w:cs="Arial" w:eastAsia="Arial" w:hAnsi="Arial"/>
+                <w:b w:val="false"/>
+                <w:bCs w:val="false"/>
+                <w:i w:val="false"/>
+                <w:iCs w:val="false"/>
+                <w:color w:val="000000"/>
+                <w:sz w:val="20"/>
+                <w:szCs w:val="20"/>
+              </w:rPr>
+              <w:t xml:space="preserve">    • Different blocks for different cases</w:t>
+            </w:r>
+            <w:r>
+              <w:rPr>
+                <w:rFonts w:ascii="Arial" w:cs="Arial" w:eastAsia="Arial" w:hAnsi="Arial"/>
+                <w:sz w:val="20"/>
+                <w:szCs w:val="20"/>
+              </w:rPr>
+              <w:br/>
+              <w:t xml:space="preserve"/>
+            </w:r>
+            <w:r>
+              <w:rPr>
+                <w:rFonts w:ascii="Arial" w:cs="Arial" w:eastAsia="Arial" w:hAnsi="Arial"/>
+                <w:b w:val="false"/>
+                <w:bCs w:val="false"/>
+                <w:i w:val="false"/>
+                <w:iCs w:val="false"/>
+                <w:color w:val="000000"/>
+                <w:sz w:val="20"/>
+                <w:szCs w:val="20"/>
+              </w:rPr>
+              <w:t xml:space="preserve">    • Hierarchical decision-making</w:t>
+            </w:r>
+            <w:r>
+              <w:rPr>
+                <w:rFonts w:ascii="Arial" w:cs="Arial" w:eastAsia="Arial" w:hAnsi="Arial"/>
+                <w:sz w:val="20"/>
+                <w:szCs w:val="20"/>
+              </w:rPr>
+              <w:br/>
+              <w:t xml:space="preserve"/>
+            </w:r>
+            <w:r>
+              <w:rPr>
+                <w:rFonts w:ascii="Arial" w:cs="Arial" w:eastAsia="Arial" w:hAnsi="Arial"/>
+                <w:sz w:val="20"/>
+                <w:szCs w:val="20"/>
+              </w:rPr>
+              <w:br/>
+              <w:t xml:space="preserve"/>
+            </w:r>
+            <w:r>
+              <w:rPr>
+                <w:rFonts w:ascii="Arial" w:cs="Arial" w:eastAsia="Arial" w:hAnsi="Arial"/>
+                <w:b/>
+                <w:bCs/>
+                <w:i w:val="false"/>
+                <w:iCs w:val="false"/>
+                <w:color w:val="000000"/>
+                <w:sz w:val="20"/>
+                <w:szCs w:val="20"/>
+              </w:rPr>
+              <w:t xml:space="preserve">Vocabulary: </w:t>
+            </w:r>
+            <w:r>
+              <w:rPr>
+                <w:rFonts w:ascii="Arial" w:cs="Arial" w:eastAsia="Arial" w:hAnsi="Arial"/>
+                <w:b w:val="false"/>
+                <w:bCs w:val="false"/>
+                <w:i w:val="false"/>
+                <w:iCs w:val="false"/>
+                <w:color w:val="000000"/>
+                <w:sz w:val="20"/>
+                <w:szCs w:val="20"/>
+              </w:rPr>
+              <w:t xml:space="preserve">simplified using logical operators, When to flatten nesting, When to keep nesting</w:t>
+            </w:r>
+            <w:r>
+              <w:rPr>
+                <w:rFonts w:ascii="Arial" w:cs="Arial" w:eastAsia="Arial" w:hAnsi="Arial"/>
+                <w:sz w:val="20"/>
+                <w:szCs w:val="20"/>
+              </w:rPr>
+              <w:br/>
+              <w:t xml:space="preserve"/>
+            </w:r>
+            <w:r>
+              <w:rPr>
+                <w:rFonts w:ascii="Arial" w:cs="Arial" w:eastAsia="Arial" w:hAnsi="Arial"/>
+                <w:sz w:val="20"/>
+                <w:szCs w:val="20"/>
+              </w:rPr>
+              <w:br/>
+              <w:t xml:space="preserve"/>
+            </w:r>
+            <w:r>
+              <w:rPr>
+                <w:rFonts w:ascii="Arial" w:cs="Arial" w:eastAsia="Arial" w:hAnsi="Arial"/>
+                <w:b/>
+                <w:bCs/>
+                <w:i/>
+                <w:iCs/>
+                <w:color w:val="555555"/>
+                <w:sz w:val="20"/>
+                <w:szCs w:val="20"/>
+              </w:rPr>
+              <w:t xml:space="preserve">→ Live Demo — </w:t>
+            </w:r>
+            <w:r>
+              <w:rPr>
+                <w:rFonts w:ascii="Arial" w:cs="Arial" w:eastAsia="Arial" w:hAnsi="Arial"/>
+                <w:b w:val="false"/>
+                <w:bCs w:val="false"/>
+                <w:i/>
+                <w:iCs/>
+                <w:color w:val="555555"/>
+                <w:sz w:val="20"/>
+                <w:szCs w:val="20"/>
+              </w:rPr>
+              <w:t xml:space="preserve">type examples as students follow along in their own editor.</w:t>
+            </w:r>
+            <w:r>
+              <w:rPr>
+                <w:rFonts w:ascii="Arial" w:cs="Arial" w:eastAsia="Arial" w:hAnsi="Arial"/>
+                <w:sz w:val="20"/>
+                <w:szCs w:val="20"/>
+              </w:rPr>
+              <w:br/>
+              <w:t xml:space="preserve"/>
+            </w:r>
+            <w:r>
+              <w:rPr>
+                <w:rFonts w:ascii="Arial" w:cs="Arial" w:eastAsia="Arial" w:hAnsi="Arial"/>
+                <w:b/>
+                <w:bCs/>
+                <w:i/>
+                <w:iCs/>
+                <w:color w:val="555555"/>
+                <w:sz w:val="20"/>
+                <w:szCs w:val="20"/>
+              </w:rPr>
+              <w:t xml:space="preserve">→ Check for Understanding: </w:t>
+            </w:r>
+            <w:r>
+              <w:rPr>
+                <w:rFonts w:ascii="Arial" w:cs="Arial" w:eastAsia="Arial" w:hAnsi="Arial"/>
+                <w:b w:val="false"/>
+                <w:bCs w:val="false"/>
+                <w:i/>
+                <w:iCs/>
+                <w:color w:val="555555"/>
+                <w:sz w:val="20"/>
+                <w:szCs w:val="20"/>
+              </w:rPr>
+              <w:t xml:space="preserve">pause and cold-call: “Can someone explain what we just did in their own words?”</w:t>
             </w:r>
           </w:p>
         </w:tc>
@@ -377,9 +955,9 @@
               <w:right w:val="single" w:color="CCCCCC" w:sz="1"/>
             </w:tcBorders>
             <w:tcMar>
-              <w:top w:type="dxa" w:w="60"/>
+              <w:top w:type="dxa" w:w="80"/>
               <w:left w:type="dxa" w:w="120"/>
-              <w:bottom w:type="dxa" w:w="60"/>
+              <w:bottom w:type="dxa" w:w="80"/>
               <w:right w:type="dxa" w:w="120"/>
             </w:tcMar>
           </w:tcPr>
@@ -406,20 +984,90 @@
               <w:right w:val="single" w:color="CCCCCC" w:sz="1"/>
             </w:tcBorders>
             <w:tcMar>
-              <w:top w:type="dxa" w:w="60"/>
+              <w:top w:type="dxa" w:w="80"/>
               <w:left w:type="dxa" w:w="120"/>
-              <w:bottom w:type="dxa" w:w="60"/>
+              <w:bottom w:type="dxa" w:w="80"/>
               <w:right w:type="dxa" w:w="120"/>
             </w:tcMar>
           </w:tcPr>
           <w:p>
-            <w:r>
-              <w:rPr>
-                <w:rFonts w:ascii="Arial" w:cs="Arial" w:eastAsia="Arial" w:hAnsi="Arial"/>
-                <w:sz w:val="20"/>
-                <w:szCs w:val="20"/>
+            <w:pPr>
+              <w:spacing w:after="80" w:before="80"/>
+            </w:pPr>
+            <w:r>
+              <w:rPr>
+                <w:rFonts w:ascii="Arial" w:cs="Arial" w:eastAsia="Arial" w:hAnsi="Arial"/>
+                <w:b/>
+                <w:bCs/>
+                <w:i w:val="false"/>
+                <w:iCs w:val="false"/>
+                <w:color w:val="000000"/>
+                <w:sz w:val="22"/>
+                <w:szCs w:val="22"/>
               </w:rPr>
               <w:t xml:space="preserve">Guided Practice</w:t>
+            </w:r>
+            <w:r>
+              <w:rPr>
+                <w:rFonts w:ascii="Arial" w:cs="Arial" w:eastAsia="Arial" w:hAnsi="Arial"/>
+                <w:sz w:val="20"/>
+                <w:szCs w:val="20"/>
+              </w:rPr>
+              <w:br/>
+              <w:t xml:space="preserve"/>
+            </w:r>
+            <w:r>
+              <w:rPr>
+                <w:rFonts w:ascii="Arial" w:cs="Arial" w:eastAsia="Arial" w:hAnsi="Arial"/>
+                <w:sz w:val="20"/>
+                <w:szCs w:val="20"/>
+              </w:rPr>
+              <w:br/>
+              <w:t xml:space="preserve"/>
+            </w:r>
+            <w:r>
+              <w:rPr>
+                <w:rFonts w:ascii="Arial" w:cs="Arial" w:eastAsia="Arial" w:hAnsi="Arial"/>
+                <w:b w:val="false"/>
+                <w:bCs w:val="false"/>
+                <w:i w:val="false"/>
+                <w:iCs w:val="false"/>
+                <w:color w:val="000000"/>
+                <w:sz w:val="20"/>
+                <w:szCs w:val="20"/>
+              </w:rPr>
+              <w:t xml:space="preserve">Activity: Simplify Complex Conditions</w:t>
+            </w:r>
+            <w:r>
+              <w:rPr>
+                <w:rFonts w:ascii="Arial" w:cs="Arial" w:eastAsia="Arial" w:hAnsi="Arial"/>
+                <w:sz w:val="20"/>
+                <w:szCs w:val="20"/>
+              </w:rPr>
+              <w:br/>
+              <w:t xml:space="preserve"/>
+            </w:r>
+            <w:r>
+              <w:rPr>
+                <w:rFonts w:ascii="Arial" w:cs="Arial" w:eastAsia="Arial" w:hAnsi="Arial"/>
+                <w:sz w:val="20"/>
+                <w:szCs w:val="20"/>
+              </w:rPr>
+              <w:br/>
+              <w:t xml:space="preserve"/>
+            </w:r>
+            <w:r>
+              <w:rPr>
+                <w:rFonts w:ascii="Arial" w:cs="Arial" w:eastAsia="Arial" w:hAnsi="Arial"/>
+                <w:b w:val="false"/>
+                <w:bCs w:val="false"/>
+                <w:i/>
+                <w:iCs/>
+                <w:color w:val="555555"/>
+                <w:sz w:val="20"/>
+                <w:szCs w:val="20"/>
+              </w:rPr>
+              <w:t xml:space="preserve">→ Teacher models — students try alongside, then compare results.</w:t>
             </w:r>
           </w:p>
         </w:tc>
@@ -435,9 +1083,9 @@
               <w:right w:val="single" w:color="CCCCCC" w:sz="1"/>
             </w:tcBorders>
             <w:tcMar>
-              <w:top w:type="dxa" w:w="60"/>
+              <w:top w:type="dxa" w:w="80"/>
               <w:left w:type="dxa" w:w="120"/>
-              <w:bottom w:type="dxa" w:w="60"/>
+              <w:bottom w:type="dxa" w:w="80"/>
               <w:right w:type="dxa" w:w="120"/>
             </w:tcMar>
           </w:tcPr>
@@ -450,7 +1098,7 @@
                 <w:sz w:val="20"/>
                 <w:szCs w:val="20"/>
               </w:rPr>
-              <w:t xml:space="preserve">15-20 min</w:t>
+              <w:t xml:space="preserve">15–20 min</w:t>
             </w:r>
           </w:p>
         </w:tc>
@@ -464,20 +1112,164 @@
               <w:right w:val="single" w:color="CCCCCC" w:sz="1"/>
             </w:tcBorders>
             <w:tcMar>
-              <w:top w:type="dxa" w:w="60"/>
+              <w:top w:type="dxa" w:w="80"/>
               <w:left w:type="dxa" w:w="120"/>
-              <w:bottom w:type="dxa" w:w="60"/>
+              <w:bottom w:type="dxa" w:w="80"/>
               <w:right w:type="dxa" w:w="120"/>
             </w:tcMar>
           </w:tcPr>
           <w:p>
-            <w:r>
-              <w:rPr>
-                <w:rFonts w:ascii="Arial" w:cs="Arial" w:eastAsia="Arial" w:hAnsi="Arial"/>
-                <w:sz w:val="20"/>
-                <w:szCs w:val="20"/>
+            <w:pPr>
+              <w:spacing w:after="80" w:before="80"/>
+            </w:pPr>
+            <w:r>
+              <w:rPr>
+                <w:rFonts w:ascii="Arial" w:cs="Arial" w:eastAsia="Arial" w:hAnsi="Arial"/>
+                <w:b/>
+                <w:bCs/>
+                <w:i w:val="false"/>
+                <w:iCs w:val="false"/>
+                <w:color w:val="000000"/>
+                <w:sz w:val="22"/>
+                <w:szCs w:val="22"/>
               </w:rPr>
               <w:t xml:space="preserve">Independent Practice / Code Along</w:t>
+            </w:r>
+            <w:r>
+              <w:rPr>
+                <w:rFonts w:ascii="Arial" w:cs="Arial" w:eastAsia="Arial" w:hAnsi="Arial"/>
+                <w:sz w:val="20"/>
+                <w:szCs w:val="20"/>
+              </w:rPr>
+              <w:br/>
+              <w:t xml:space="preserve"/>
+            </w:r>
+            <w:r>
+              <w:rPr>
+                <w:rFonts w:ascii="Arial" w:cs="Arial" w:eastAsia="Arial" w:hAnsi="Arial"/>
+                <w:b/>
+                <w:bCs/>
+                <w:i w:val="false"/>
+                <w:iCs w:val="false"/>
+                <w:color w:val="000000"/>
+                <w:sz w:val="20"/>
+                <w:szCs w:val="20"/>
+              </w:rPr>
+              <w:t xml:space="preserve">    Beginner: </w:t>
+            </w:r>
+            <w:r>
+              <w:rPr>
+                <w:rFonts w:ascii="Arial" w:cs="Arial" w:eastAsia="Arial" w:hAnsi="Arial"/>
+                <w:b w:val="false"/>
+                <w:bCs w:val="false"/>
+                <w:i w:val="false"/>
+                <w:iCs w:val="false"/>
+                <w:color w:val="000000"/>
+                <w:sz w:val="20"/>
+                <w:szCs w:val="20"/>
+              </w:rPr>
+              <w:t xml:space="preserve">: Use and to combine two conditions: age &gt;= 18 and age &lt; 65 -</w:t>
+            </w:r>
+            <w:r>
+              <w:rPr>
+                <w:rFonts w:ascii="Arial" w:cs="Arial" w:eastAsia="Arial" w:hAnsi="Arial"/>
+                <w:sz w:val="20"/>
+                <w:szCs w:val="20"/>
+              </w:rPr>
+              <w:br/>
+              <w:t xml:space="preserve"/>
+            </w:r>
+            <w:r>
+              <w:rPr>
+                <w:rFonts w:ascii="Arial" w:cs="Arial" w:eastAsia="Arial" w:hAnsi="Arial"/>
+                <w:b/>
+                <w:bCs/>
+                <w:i w:val="false"/>
+                <w:iCs w:val="false"/>
+                <w:color w:val="000000"/>
+                <w:sz w:val="20"/>
+                <w:szCs w:val="20"/>
+              </w:rPr>
+              <w:t xml:space="preserve">    Intermediate: </w:t>
+            </w:r>
+            <w:r>
+              <w:rPr>
+                <w:rFonts w:ascii="Arial" w:cs="Arial" w:eastAsia="Arial" w:hAnsi="Arial"/>
+                <w:b w:val="false"/>
+                <w:bCs w:val="false"/>
+                <w:i w:val="false"/>
+                <w:iCs w:val="false"/>
+                <w:color w:val="000000"/>
+                <w:sz w:val="20"/>
+                <w:szCs w:val="20"/>
+              </w:rPr>
+              <w:t xml:space="preserve">: What single condition checks both? is_student and has_scholarship -</w:t>
+            </w:r>
+            <w:r>
+              <w:rPr>
+                <w:rFonts w:ascii="Arial" w:cs="Arial" w:eastAsia="Arial" w:hAnsi="Arial"/>
+                <w:sz w:val="20"/>
+                <w:szCs w:val="20"/>
+              </w:rPr>
+              <w:br/>
+              <w:t xml:space="preserve"/>
+            </w:r>
+            <w:r>
+              <w:rPr>
+                <w:rFonts w:ascii="Arial" w:cs="Arial" w:eastAsia="Arial" w:hAnsi="Arial"/>
+                <w:b/>
+                <w:bCs/>
+                <w:i w:val="false"/>
+                <w:iCs w:val="false"/>
+                <w:color w:val="000000"/>
+                <w:sz w:val="20"/>
+                <w:szCs w:val="20"/>
+              </w:rPr>
+              <w:t xml:space="preserve">    Challenge: </w:t>
+            </w:r>
+            <w:r>
+              <w:rPr>
+                <w:rFonts w:ascii="Arial" w:cs="Arial" w:eastAsia="Arial" w:hAnsi="Arial"/>
+                <w:b w:val="false"/>
+                <w:bCs w:val="false"/>
+                <w:i w:val="false"/>
+                <w:iCs w:val="false"/>
+                <w:color w:val="000000"/>
+                <w:sz w:val="20"/>
+                <w:szCs w:val="20"/>
+              </w:rPr>
+              <w:t xml:space="preserve">: Owner OR admin OR (public document): is_owner or is_admin or is_public --- ## Sample Answers ### Problem 1 Example ### Problem 2 Example #…</w:t>
+            </w:r>
+            <w:r>
+              <w:rPr>
+                <w:rFonts w:ascii="Arial" w:cs="Arial" w:eastAsia="Arial" w:hAnsi="Arial"/>
+                <w:sz w:val="20"/>
+                <w:szCs w:val="20"/>
+              </w:rPr>
+              <w:br/>
+              <w:t xml:space="preserve"/>
+            </w:r>
+            <w:r>
+              <w:rPr>
+                <w:rFonts w:ascii="Arial" w:cs="Arial" w:eastAsia="Arial" w:hAnsi="Arial"/>
+                <w:sz w:val="20"/>
+                <w:szCs w:val="20"/>
+              </w:rPr>
+              <w:br/>
+              <w:t xml:space="preserve"/>
+            </w:r>
+            <w:r>
+              <w:rPr>
+                <w:rFonts w:ascii="Arial" w:cs="Arial" w:eastAsia="Arial" w:hAnsi="Arial"/>
+                <w:b w:val="false"/>
+                <w:bCs w:val="false"/>
+                <w:i/>
+                <w:iCs/>
+                <w:color w:val="555555"/>
+                <w:sz w:val="20"/>
+                <w:szCs w:val="20"/>
+              </w:rPr>
+              <w:t xml:space="preserve">→ Teacher circulates — offer hints, check for understanding.</w:t>
             </w:r>
           </w:p>
         </w:tc>
@@ -493,9 +1285,9 @@
               <w:right w:val="single" w:color="CCCCCC" w:sz="1"/>
             </w:tcBorders>
             <w:tcMar>
-              <w:top w:type="dxa" w:w="60"/>
+              <w:top w:type="dxa" w:w="80"/>
               <w:left w:type="dxa" w:w="120"/>
-              <w:bottom w:type="dxa" w:w="60"/>
+              <w:bottom w:type="dxa" w:w="80"/>
               <w:right w:type="dxa" w:w="120"/>
             </w:tcMar>
           </w:tcPr>
@@ -522,20 +1314,90 @@
               <w:right w:val="single" w:color="CCCCCC" w:sz="1"/>
             </w:tcBorders>
             <w:tcMar>
-              <w:top w:type="dxa" w:w="60"/>
+              <w:top w:type="dxa" w:w="80"/>
               <w:left w:type="dxa" w:w="120"/>
-              <w:bottom w:type="dxa" w:w="60"/>
+              <w:bottom w:type="dxa" w:w="80"/>
               <w:right w:type="dxa" w:w="120"/>
             </w:tcMar>
           </w:tcPr>
           <w:p>
-            <w:r>
-              <w:rPr>
-                <w:rFonts w:ascii="Arial" w:cs="Arial" w:eastAsia="Arial" w:hAnsi="Arial"/>
-                <w:sz w:val="20"/>
-                <w:szCs w:val="20"/>
+            <w:pPr>
+              <w:spacing w:after="80" w:before="80"/>
+            </w:pPr>
+            <w:r>
+              <w:rPr>
+                <w:rFonts w:ascii="Arial" w:cs="Arial" w:eastAsia="Arial" w:hAnsi="Arial"/>
+                <w:b/>
+                <w:bCs/>
+                <w:i w:val="false"/>
+                <w:iCs w:val="false"/>
+                <w:color w:val="000000"/>
+                <w:sz w:val="22"/>
+                <w:szCs w:val="22"/>
               </w:rPr>
               <w:t xml:space="preserve">Exit Ticket / Wrap-Up</w:t>
+            </w:r>
+            <w:r>
+              <w:rPr>
+                <w:rFonts w:ascii="Arial" w:cs="Arial" w:eastAsia="Arial" w:hAnsi="Arial"/>
+                <w:sz w:val="20"/>
+                <w:szCs w:val="20"/>
+              </w:rPr>
+              <w:br/>
+              <w:t xml:space="preserve"/>
+            </w:r>
+            <w:r>
+              <w:rPr>
+                <w:rFonts w:ascii="Arial" w:cs="Arial" w:eastAsia="Arial" w:hAnsi="Arial"/>
+                <w:sz w:val="20"/>
+                <w:szCs w:val="20"/>
+              </w:rPr>
+              <w:br/>
+              <w:t xml:space="preserve"/>
+            </w:r>
+            <w:r>
+              <w:rPr>
+                <w:rFonts w:ascii="Arial" w:cs="Arial" w:eastAsia="Arial" w:hAnsi="Arial"/>
+                <w:b w:val="false"/>
+                <w:bCs w:val="false"/>
+                <w:i w:val="false"/>
+                <w:iCs w:val="false"/>
+                <w:color w:val="000000"/>
+                <w:sz w:val="20"/>
+                <w:szCs w:val="20"/>
+              </w:rPr>
+              <w:t xml:space="preserve">Quick Check: Use complex compound conditions with and/or to replace nested conditionals and simplify logic?</w:t>
+            </w:r>
+            <w:r>
+              <w:rPr>
+                <w:rFonts w:ascii="Arial" w:cs="Arial" w:eastAsia="Arial" w:hAnsi="Arial"/>
+                <w:sz w:val="20"/>
+                <w:szCs w:val="20"/>
+              </w:rPr>
+              <w:br/>
+              <w:t xml:space="preserve"/>
+            </w:r>
+            <w:r>
+              <w:rPr>
+                <w:rFonts w:ascii="Arial" w:cs="Arial" w:eastAsia="Arial" w:hAnsi="Arial"/>
+                <w:sz w:val="20"/>
+                <w:szCs w:val="20"/>
+              </w:rPr>
+              <w:br/>
+              <w:t xml:space="preserve"/>
+            </w:r>
+            <w:r>
+              <w:rPr>
+                <w:rFonts w:ascii="Arial" w:cs="Arial" w:eastAsia="Arial" w:hAnsi="Arial"/>
+                <w:b w:val="false"/>
+                <w:bCs w:val="false"/>
+                <w:i/>
+                <w:iCs/>
+                <w:color w:val="555555"/>
+                <w:sz w:val="20"/>
+                <w:szCs w:val="20"/>
+              </w:rPr>
+              <w:t xml:space="preserve">→ 3–2–1: Name 3 things learned, 2 new vocab words, 1 question you still have.</w:t>
             </w:r>
           </w:p>
         </w:tc>
@@ -803,19 +1665,6 @@
                 <w:sz w:val="18"/>
                 <w:szCs w:val="18"/>
               </w:rPr>
-              <w:t xml:space="preserve"># Nested version</w:t>
-            </w:r>
-          </w:p>
-          <w:p>
-            <w:pPr>
-              <w:spacing w:after="20"/>
-            </w:pPr>
-            <w:r>
-              <w:rPr>
-                <w:rFonts w:ascii="Courier New" w:cs="Courier New" w:eastAsia="Courier New" w:hAnsi="Courier New"/>
-                <w:sz w:val="18"/>
-                <w:szCs w:val="18"/>
-              </w:rPr>
               <w:t xml:space="preserve">if x &gt; 5:</w:t>
             </w:r>
           </w:p>
@@ -868,7 +1717,7 @@
                 <w:sz w:val="18"/>
                 <w:szCs w:val="18"/>
               </w:rPr>
-              <w:t xml:space="preserve"># Simplified with and</w:t>
+              <w:t xml:space="preserve"> </w:t>
             </w:r>
           </w:p>
           <w:p>
@@ -948,19 +1797,6 @@
                 <w:sz w:val="18"/>
                 <w:szCs w:val="18"/>
               </w:rPr>
-              <w:t xml:space="preserve"># Nested version (hierarchical)</w:t>
-            </w:r>
-          </w:p>
-          <w:p>
-            <w:pPr>
-              <w:spacing w:after="20"/>
-            </w:pPr>
-            <w:r>
-              <w:rPr>
-                <w:rFonts w:ascii="Courier New" w:cs="Courier New" w:eastAsia="Courier New" w:hAnsi="Courier New"/>
-                <w:sz w:val="18"/>
-                <w:szCs w:val="18"/>
-              </w:rPr>
               <w:t xml:space="preserve">is_student = True</w:t>
             </w:r>
           </w:p>
@@ -1039,7 +1875,7 @@
                 <w:sz w:val="18"/>
                 <w:szCs w:val="18"/>
               </w:rPr>
-              <w:t xml:space="preserve"># Flattened version (independent checks)</w:t>
+              <w:t xml:space="preserve"> </w:t>
             </w:r>
           </w:p>
           <w:p>
@@ -1117,7 +1953,7 @@
                 <w:sz w:val="18"/>
                 <w:szCs w:val="18"/>
               </w:rPr>
-              <w:t xml:space="preserve"># Complex with and</w:t>
+              <w:t xml:space="preserve"> </w:t>
             </w:r>
           </w:p>
           <w:p>
@@ -1195,7 +2031,7 @@
                 <w:sz w:val="18"/>
                 <w:szCs w:val="18"/>
               </w:rPr>
-              <w:t xml:space="preserve"># Complex with or</w:t>
+              <w:t xml:space="preserve"> </w:t>
             </w:r>
           </w:p>
           <w:p>
@@ -1260,7 +2096,7 @@
                 <w:sz w:val="18"/>
                 <w:szCs w:val="18"/>
               </w:rPr>
-              <w:t xml:space="preserve"># Multiple and/or</w:t>
+              <w:t xml:space="preserve"> </w:t>
             </w:r>
           </w:p>
           <w:p>
@@ -1338,7 +2174,7 @@
                 <w:sz w:val="18"/>
                 <w:szCs w:val="18"/>
               </w:rPr>
-              <w:t xml:space="preserve"># Using parentheses for clarity</w:t>
+              <w:t xml:space="preserve"> </w:t>
             </w:r>
           </w:p>
           <w:p>
@@ -1403,7 +2239,7 @@
                 <w:sz w:val="18"/>
                 <w:szCs w:val="18"/>
               </w:rPr>
-              <w:t xml:space="preserve"># Negating complex conditions (DeMorgan's Law)</w:t>
+              <w:t xml:space="preserve"> </w:t>
             </w:r>
           </w:p>
           <w:p>
@@ -1455,7 +2291,7 @@
                 <w:sz w:val="18"/>
                 <w:szCs w:val="18"/>
               </w:rPr>
-              <w:t xml:space="preserve"># NOT (A or B) = (NOT A) and (NOT B)</w:t>
+              <w:t xml:space="preserve"> </w:t>
             </w:r>
           </w:p>
           <w:p>
@@ -1507,7 +2343,7 @@
                 <w:sz w:val="18"/>
                 <w:szCs w:val="18"/>
               </w:rPr>
-              <w:t xml:space="preserve"># Equivalent:</w:t>
+              <w:t xml:space="preserve"> </w:t>
             </w:r>
           </w:p>
           <w:p>
@@ -1559,7 +2395,7 @@
                 <w:sz w:val="18"/>
                 <w:szCs w:val="18"/>
               </w:rPr>
-              <w:t xml:space="preserve"># Real-world: Password validation</w:t>
+              <w:t xml:space="preserve"> </w:t>
             </w:r>
           </w:p>
           <w:p>
@@ -1676,7 +2512,7 @@
                 <w:sz w:val="18"/>
                 <w:szCs w:val="18"/>
               </w:rPr>
-              <w:t xml:space="preserve"># File access rules</w:t>
+              <w:t xml:space="preserve"> </w:t>
             </w:r>
           </w:p>
           <w:p>
@@ -1808,19 +2644,6 @@
                 <w:sz w:val="18"/>
                 <w:szCs w:val="18"/>
               </w:rPr>
-              <w:t xml:space="preserve"># Nested</w:t>
-            </w:r>
-          </w:p>
-          <w:p>
-            <w:pPr>
-              <w:spacing w:after="20"/>
-            </w:pPr>
-            <w:r>
-              <w:rPr>
-                <w:rFonts w:ascii="Courier New" w:cs="Courier New" w:eastAsia="Courier New" w:hAnsi="Courier New"/>
-                <w:sz w:val="18"/>
-                <w:szCs w:val="18"/>
-              </w:rPr>
               <w:t xml:space="preserve">age = 25</w:t>
             </w:r>
           </w:p>
@@ -1886,7 +2709,7 @@
                 <w:sz w:val="18"/>
                 <w:szCs w:val="18"/>
               </w:rPr>
-              <w:t xml:space="preserve"># Flattened version</w:t>
+              <w:t xml:space="preserve"> </w:t>
             </w:r>
           </w:p>
           <w:p>
@@ -1966,19 +2789,6 @@
                 <w:sz w:val="18"/>
                 <w:szCs w:val="18"/>
               </w:rPr>
-              <w:t xml:space="preserve"># Original nested version</w:t>
-            </w:r>
-          </w:p>
-          <w:p>
-            <w:pPr>
-              <w:spacing w:after="20"/>
-            </w:pPr>
-            <w:r>
-              <w:rPr>
-                <w:rFonts w:ascii="Courier New" w:cs="Courier New" w:eastAsia="Courier New" w:hAnsi="Courier New"/>
-                <w:sz w:val="18"/>
-                <w:szCs w:val="18"/>
-              </w:rPr>
               <w:t xml:space="preserve">is_student = True</w:t>
             </w:r>
           </w:p>
@@ -2057,7 +2867,7 @@
                 <w:sz w:val="18"/>
                 <w:szCs w:val="18"/>
               </w:rPr>
-              <w:t xml:space="preserve"># Flattened version</w:t>
+              <w:t xml:space="preserve"> </w:t>
             </w:r>
           </w:p>
           <w:p>
@@ -2600,19 +3410,6 @@
                 <w:sz w:val="18"/>
                 <w:szCs w:val="18"/>
               </w:rPr>
-              <w:t xml:space="preserve"># AND: stops at first False</w:t>
-            </w:r>
-          </w:p>
-          <w:p>
-            <w:pPr>
-              <w:spacing w:after="20"/>
-            </w:pPr>
-            <w:r>
-              <w:rPr>
-                <w:rFonts w:ascii="Courier New" w:cs="Courier New" w:eastAsia="Courier New" w:hAnsi="Courier New"/>
-                <w:sz w:val="18"/>
-                <w:szCs w:val="18"/>
-              </w:rPr>
               <w:t xml:space="preserve">if False and something_expensive():</w:t>
             </w:r>
           </w:p>
@@ -2652,7 +3449,7 @@
                 <w:sz w:val="18"/>
                 <w:szCs w:val="18"/>
               </w:rPr>
-              <w:t xml:space="preserve"># OR: stops at first True</w:t>
+              <w:t xml:space="preserve"> </w:t>
             </w:r>
           </w:p>
           <w:p>

--- a/Coding 1 - year/Unit 3 - Conditionals/Daily Lesson Plans/Word/Day 57.docx
+++ b/Coding 1 - year/Unit 3 - Conditionals/Daily Lesson Plans/Word/Day 57.docx
@@ -380,7 +380,7 @@
                 <w:sz w:val="20"/>
                 <w:szCs w:val="20"/>
               </w:rPr>
-              <w:t xml:space="preserve">    What do you already know about how to use complex compound conditions with and/or to replace nested conditionals and simplify logic?</w:t>
+              <w:t xml:space="preserve">    Have you ever used complex compound conditions before? Where might complex compound conditions be useful in a real program?</w:t>
             </w:r>
             <w:r>
               <w:rPr>
@@ -477,7 +477,7 @@
                 <w:sz w:val="20"/>
                 <w:szCs w:val="20"/>
               </w:rPr>
-              <w:t xml:space="preserve">Today's Goal: By the end of class you will be able to use complex compound conditions with and/or to replace nested conditionals and simplify logic.</w:t>
+              <w:t xml:space="preserve">Today’s Goal: By the end of class you will be able to use complex compound conditions with and/or to replace nested conditionals and simplify logic.</w:t>
             </w:r>
             <w:r>
               <w:rPr>
@@ -1366,7 +1366,7 @@
                 <w:sz w:val="20"/>
                 <w:szCs w:val="20"/>
               </w:rPr>
-              <w:t xml:space="preserve">Quick Check: Use complex compound conditions with and/or to replace nested conditionals and simplify logic?</w:t>
+              <w:t xml:space="preserve">Write the key syntax or steps for using complex compound conditions. What's one mistake beginners commonly make?</w:t>
             </w:r>
             <w:r>
               <w:rPr>

--- a/Coding 1 - year/Unit 3 - Conditionals/Daily Lesson Plans/Word/Day 57.docx
+++ b/Coding 1 - year/Unit 3 - Conditionals/Daily Lesson Plans/Word/Day 57.docx
@@ -667,6 +667,28 @@
             <w:r>
               <w:rPr>
                 <w:rFonts w:ascii="Arial" w:cs="Arial" w:eastAsia="Arial" w:hAnsi="Arial"/>
+                <w:b w:val="false"/>
+                <w:bCs w:val="false"/>
+                <w:i w:val="false"/>
+                <w:iCs w:val="false"/>
+                <w:color w:val="000000"/>
+                <w:sz w:val="20"/>
+                <w:szCs w:val="20"/>
+              </w:rPr>
+              <w:t xml:space="preserve">Complex conditions with and/or can replace nested ifs when conditions are independent. Choose what's most readable. More options = more flexibility!</w:t>
+            </w:r>
+            <w:r>
+              <w:rPr>
+                <w:rFonts w:ascii="Arial" w:cs="Arial" w:eastAsia="Arial" w:hAnsi="Arial"/>
+                <w:sz w:val="20"/>
+                <w:szCs w:val="20"/>
+              </w:rPr>
+              <w:br/>
+              <w:t xml:space="preserve"/>
+            </w:r>
+            <w:r>
+              <w:rPr>
+                <w:rFonts w:ascii="Arial" w:cs="Arial" w:eastAsia="Arial" w:hAnsi="Arial"/>
                 <w:sz w:val="20"/>
                 <w:szCs w:val="20"/>
               </w:rPr>
@@ -1168,7 +1190,7 @@
                 <w:sz w:val="20"/>
                 <w:szCs w:val="20"/>
               </w:rPr>
-              <w:t xml:space="preserve">: Use and to combine two conditions: age &gt;= 18 and age &lt; 65 -</w:t>
+              <w:t xml:space="preserve">Rewrite this nested version using and:</w:t>
             </w:r>
             <w:r>
               <w:rPr>
@@ -1203,7 +1225,7 @@
                 <w:sz w:val="20"/>
                 <w:szCs w:val="20"/>
               </w:rPr>
-              <w:t xml:space="preserve">: What single condition checks both? is_student and has_scholarship -</w:t>
+              <w:t xml:space="preserve">Rewrite using logical operators:</w:t>
             </w:r>
             <w:r>
               <w:rPr>
@@ -1238,7 +1260,7 @@
                 <w:sz w:val="20"/>
                 <w:szCs w:val="20"/>
               </w:rPr>
-              <w:t xml:space="preserve">: Owner OR admin OR (public document): is_owner or is_admin or is_public --- ## Sample Answers ### Problem 1 Example ### Problem 2 Example #…</w:t>
+              <w:t xml:space="preserve">Check if a user can access a document:</w:t>
             </w:r>
             <w:r>
               <w:rPr>
@@ -1596,6 +1618,19 @@
           <w:szCs w:val="20"/>
         </w:rPr>
         <w:t xml:space="preserve">Hierarchical decision-making</w:t>
+      </w:r>
+    </w:p>
+    <w:p>
+      <w:pPr>
+        <w:spacing w:after="60"/>
+      </w:pPr>
+      <w:r>
+        <w:rPr>
+          <w:rFonts w:ascii="Arial" w:cs="Arial" w:eastAsia="Arial" w:hAnsi="Arial"/>
+          <w:sz w:val="20"/>
+          <w:szCs w:val="20"/>
+        </w:rPr>
+        <w:t xml:space="preserve">Complex conditions with and/or can replace nested ifs when conditions are independent. Choose what's most readable. More options = more flexibility!</w:t>
       </w:r>
     </w:p>
     <w:p>
@@ -4017,7 +4052,7 @@
           <w:sz w:val="20"/>
           <w:szCs w:val="20"/>
         </w:rPr>
-        <w:t xml:space="preserve">: Use and to combine two conditions: age &gt;= 18 and age &lt; 65 -</w:t>
+        <w:t xml:space="preserve">Rewrite this nested version using and:</w:t>
       </w:r>
     </w:p>
     <w:p>
@@ -4040,7 +4075,7 @@
           <w:sz w:val="20"/>
           <w:szCs w:val="20"/>
         </w:rPr>
-        <w:t xml:space="preserve">: What single condition checks both? is_student and has_scholarship -</w:t>
+        <w:t xml:space="preserve">Rewrite using logical operators:</w:t>
       </w:r>
     </w:p>
     <w:p>
@@ -4063,7 +4098,7 @@
           <w:sz w:val="20"/>
           <w:szCs w:val="20"/>
         </w:rPr>
-        <w:t xml:space="preserve">: Owner OR admin OR (public document): is_owner or is_admin or is_public --- ## Sample Answers ### Problem 1 Example ### Problem 2 Example ### Problem 3 Example --- ## Truth Evaluation Order Python evaluates left-to-right with short-circuit behavior: This is efficient and can prevent errors! --- ## </w:t>
+        <w:t xml:space="preserve">Check if a user can access a document:</w:t>
       </w:r>
     </w:p>
     <w:p>

--- a/Coding 1 - year/Unit 3 - Conditionals/Daily Lesson Plans/Word/Day 57.docx
+++ b/Coding 1 - year/Unit 3 - Conditionals/Daily Lesson Plans/Word/Day 57.docx
@@ -1190,7 +1190,7 @@
                 <w:sz w:val="20"/>
                 <w:szCs w:val="20"/>
               </w:rPr>
-              <w:t xml:space="preserve">Rewrite this nested version using and:</w:t>
+              <w:t xml:space="preserve">Rewrite this nested version using and: ---</w:t>
             </w:r>
             <w:r>
               <w:rPr>
@@ -1225,7 +1225,7 @@
                 <w:sz w:val="20"/>
                 <w:szCs w:val="20"/>
               </w:rPr>
-              <w:t xml:space="preserve">Rewrite using logical operators:</w:t>
+              <w:t xml:space="preserve">Rewrite using logical operators: ---</w:t>
             </w:r>
             <w:r>
               <w:rPr>
@@ -1260,7 +1260,7 @@
                 <w:sz w:val="20"/>
                 <w:szCs w:val="20"/>
               </w:rPr>
-              <w:t xml:space="preserve">Check if a user can access a document:</w:t>
+              <w:t xml:space="preserve">Check if a user can access a document: - Owner can always access - Admin can access - Others can access if document is public Write with log…</w:t>
             </w:r>
             <w:r>
               <w:rPr>
@@ -4052,7 +4052,7 @@
           <w:sz w:val="20"/>
           <w:szCs w:val="20"/>
         </w:rPr>
-        <w:t xml:space="preserve">Rewrite this nested version using and:</w:t>
+        <w:t xml:space="preserve">Beginner Rewrite this nested version using and: ---</w:t>
       </w:r>
     </w:p>
     <w:p>
@@ -4075,7 +4075,7 @@
           <w:sz w:val="20"/>
           <w:szCs w:val="20"/>
         </w:rPr>
-        <w:t xml:space="preserve">Rewrite using logical operators:</w:t>
+        <w:t xml:space="preserve">Intermediate Rewrite using logical operators: ---</w:t>
       </w:r>
     </w:p>
     <w:p>
@@ -4098,7 +4098,7 @@
           <w:sz w:val="20"/>
           <w:szCs w:val="20"/>
         </w:rPr>
-        <w:t xml:space="preserve">Check if a user can access a document:</w:t>
+        <w:t xml:space="preserve">Challenge Check if a user can access a document: - Owner can always access - Admin can access - Others can access if document is public Write with logical operators: ---</w:t>
       </w:r>
     </w:p>
     <w:p>
